--- a/protqc/test/Quartet_protein_report.docx
+++ b/protqc/test/Quartet_protein_report.docx
@@ -1118,7 +1118,7 @@
                 <w:szCs w:val="22"/>
                 <w:color w:val="000000"/>
               </w:rPr>
-              <w:t xml:space="preserve">Pass</w:t>
+              <w:t xml:space="preserve">Yes</w:t>
             </w:r>
           </w:p>
         </w:tc>
@@ -2198,6 +2198,7 @@
     <w:uiPriority w:val="9"/>
     <w:unhideWhenUsed/>
     <w:qFormat/>
+    <w:rsid w:val="00A87EF8"/>
     <w:pPr>
       <w:keepNext/>
       <w:keepLines/>
@@ -2208,7 +2209,7 @@
       <w:rFonts w:eastAsiaTheme="majorEastAsia" w:cstheme="majorBidi"/>
       <w:b/>
       <w:bCs/>
-      <w:sz w:val="36"/>
+      <w:sz w:val="28"/>
       <w:szCs w:val="26"/>
     </w:rPr>
   </w:style>
@@ -2220,6 +2221,7 @@
     <w:uiPriority w:val="9"/>
     <w:unhideWhenUsed/>
     <w:qFormat/>
+    <w:rsid w:val="00A87EF8"/>
     <w:pPr>
       <w:keepNext/>
       <w:keepLines/>
@@ -2230,7 +2232,7 @@
       <w:rFonts w:eastAsiaTheme="majorEastAsia" w:cstheme="majorBidi"/>
       <w:b/>
       <w:bCs/>
-      <w:sz w:val="32"/>
+      <w:sz w:val="28"/>
     </w:rPr>
   </w:style>
   <w:style w:type="paragraph" w:styleId="4">
@@ -2581,12 +2583,14 @@
     <w:basedOn w:val="a0"/>
     <w:link w:val="2"/>
     <w:uiPriority w:val="9"/>
+    <w:rsid w:val="00A87EF8"/>
     <w:rPr>
-      <w:rFonts w:ascii="Arial" w:eastAsiaTheme="majorEastAsia" w:hAnsi="Arial" w:cstheme="majorBidi"/>
+      <w:rFonts w:ascii="Times New Roman" w:eastAsiaTheme="majorEastAsia" w:hAnsi="Times New Roman" w:cstheme="majorBidi"/>
       <w:b/>
       <w:bCs/>
-      <w:sz w:val="36"/>
+      <w:sz w:val="28"/>
       <w:szCs w:val="26"/>
+      <w:lang w:eastAsia="en-US"/>
     </w:rPr>
   </w:style>
   <w:style w:type="character" w:customStyle="1" w:styleId="30">
@@ -2594,11 +2598,14 @@
     <w:basedOn w:val="a0"/>
     <w:link w:val="3"/>
     <w:uiPriority w:val="9"/>
+    <w:rsid w:val="00A87EF8"/>
     <w:rPr>
-      <w:rFonts w:ascii="Arial" w:eastAsiaTheme="majorEastAsia" w:hAnsi="Arial" w:cstheme="majorBidi"/>
+      <w:rFonts w:ascii="Times New Roman" w:eastAsiaTheme="majorEastAsia" w:hAnsi="Times New Roman" w:cstheme="majorBidi"/>
       <w:b/>
       <w:bCs/>
-      <w:sz w:val="32"/>
+      <w:sz w:val="28"/>
+      <w:szCs w:val="24"/>
+      <w:lang w:eastAsia="en-US"/>
     </w:rPr>
   </w:style>
   <w:style w:type="paragraph" w:customStyle="1" w:styleId="ImageCaption">

--- a/protqc/test/Quartet_protein_report.docx
+++ b/protqc/test/Quartet_protein_report.docx
@@ -470,7 +470,7 @@
                 <w:szCs w:val="22"/>
                 <w:color w:val="000000"/>
               </w:rPr>
-              <w:t xml:space="preserve">整体质量</w:t>
+              <w:t xml:space="preserve">是否通过</w:t>
             </w:r>
           </w:p>
         </w:tc>
@@ -794,7 +794,7 @@
                 <w:szCs w:val="22"/>
                 <w:color w:val="000000"/>
               </w:rPr>
-              <w:t xml:space="preserve">全部通过</w:t>
+              <w:t xml:space="preserve">-</w:t>
             </w:r>
           </w:p>
         </w:tc>
